--- a/project/documents/communications/incorrectfilerect_efile.docx
+++ b/project/documents/communications/incorrectfilerect_efile.docx
@@ -1,6 +1,6 @@
 
 <file path=word/document.xml><?xml version="1.0" encoding="utf-8"?>
-<w:document xmlns:wpc="http://schemas.microsoft.com/office/word/2010/wordprocessingCanvas" xmlns:cx="http://schemas.microsoft.com/office/drawing/2014/chartex" xmlns:cx1="http://schemas.microsoft.com/office/drawing/2015/9/8/chartex" xmlns:cx2="http://schemas.microsoft.com/office/drawing/2015/10/21/chartex" xmlns:cx3="http://schemas.microsoft.com/office/drawing/2016/5/9/chartex" xmlns:cx4="http://schemas.microsoft.com/office/drawing/2016/5/10/chartex" xmlns:cx5="http://schemas.microsoft.com/office/drawing/2016/5/11/chartex" xmlns:cx6="http://schemas.microsoft.com/office/drawing/2016/5/12/chartex" xmlns:cx7="http://schemas.microsoft.com/office/drawing/2016/5/13/chartex" xmlns:cx8="http://schemas.microsoft.com/office/drawing/2016/5/14/chartex" xmlns:mc="http://schemas.openxmlformats.org/markup-compatibility/2006" xmlns:aink="http://schemas.microsoft.com/office/drawing/2016/ink" xmlns:am3d="http://schemas.microsoft.com/office/drawing/2017/model3d" xmlns:o="urn:schemas-microsoft-com:office:office" xmlns:oel="http://schemas.microsoft.com/office/2019/extlst" xmlns:r="http://schemas.openxmlformats.org/officeDocument/2006/relationships" xmlns:m="http://schemas.openxmlformats.org/officeDocument/2006/math" xmlns:v="urn:schemas-microsoft-com:vml" xmlns:wp14="http://schemas.microsoft.com/office/word/2010/wordprocessingDrawing" xmlns:wp="http://schemas.openxmlformats.org/drawingml/2006/wordprocessingDrawing" xmlns:w10="urn:schemas-microsoft-com:office:word" xmlns:w="http://schemas.openxmlformats.org/wordprocessingml/2006/main" xmlns:w14="http://schemas.microsoft.com/office/word/2010/wordml" xmlns:w15="http://schemas.microsoft.com/office/word/2012/wordml" xmlns:w16cex="http://schemas.microsoft.com/office/word/2018/wordml/cex" xmlns:w16cid="http://schemas.microsoft.com/office/word/2016/wordml/cid" xmlns:w16="http://schemas.microsoft.com/office/word/2018/wordml" xmlns:w16sdtdh="http://schemas.microsoft.com/office/word/2020/wordml/sdtdatahash" xmlns:w16se="http://schemas.microsoft.com/office/word/2015/wordml/symex" xmlns:wpg="http://schemas.microsoft.com/office/word/2010/wordprocessingGroup" xmlns:wpi="http://schemas.microsoft.com/office/word/2010/wordprocessingInk" xmlns:wne="http://schemas.microsoft.com/office/word/2006/wordml" xmlns:wps="http://schemas.microsoft.com/office/word/2010/wordprocessingShape" mc:Ignorable="w14 w15 w16se w16cid w16 w16cex w16sdtdh wp14">
+<w:document xmlns:wpc="http://schemas.microsoft.com/office/word/2010/wordprocessingCanvas" xmlns:cx="http://schemas.microsoft.com/office/drawing/2014/chartex" xmlns:cx1="http://schemas.microsoft.com/office/drawing/2015/9/8/chartex" xmlns:cx2="http://schemas.microsoft.com/office/drawing/2015/10/21/chartex" xmlns:cx3="http://schemas.microsoft.com/office/drawing/2016/5/9/chartex" xmlns:cx4="http://schemas.microsoft.com/office/drawing/2016/5/10/chartex" xmlns:cx5="http://schemas.microsoft.com/office/drawing/2016/5/11/chartex" xmlns:cx6="http://schemas.microsoft.com/office/drawing/2016/5/12/chartex" xmlns:cx7="http://schemas.microsoft.com/office/drawing/2016/5/13/chartex" xmlns:cx8="http://schemas.microsoft.com/office/drawing/2016/5/14/chartex" xmlns:mc="http://schemas.openxmlformats.org/markup-compatibility/2006" xmlns:aink="http://schemas.microsoft.com/office/drawing/2016/ink" xmlns:am3d="http://schemas.microsoft.com/office/drawing/2017/model3d" xmlns:o="urn:schemas-microsoft-com:office:office" xmlns:oel="http://schemas.microsoft.com/office/2019/extlst" xmlns:r="http://schemas.openxmlformats.org/officeDocument/2006/relationships" xmlns:m="http://schemas.openxmlformats.org/officeDocument/2006/math" xmlns:v="urn:schemas-microsoft-com:vml" xmlns:wp14="http://schemas.microsoft.com/office/word/2010/wordprocessingDrawing" xmlns:wp="http://schemas.openxmlformats.org/drawingml/2006/wordprocessingDrawing" xmlns:w10="urn:schemas-microsoft-com:office:word" xmlns:w="http://schemas.openxmlformats.org/wordprocessingml/2006/main" xmlns:w14="http://schemas.microsoft.com/office/word/2010/wordml" xmlns:w15="http://schemas.microsoft.com/office/word/2012/wordml" xmlns:w16cex="http://schemas.microsoft.com/office/word/2018/wordml/cex" xmlns:w16cid="http://schemas.microsoft.com/office/word/2016/wordml/cid" xmlns:w16="http://schemas.microsoft.com/office/word/2018/wordml" xmlns:w16du="http://schemas.microsoft.com/office/word/2023/wordml/word16du" xmlns:w16sdtdh="http://schemas.microsoft.com/office/word/2020/wordml/sdtdatahash" xmlns:w16sdtfl="http://schemas.microsoft.com/office/word/2024/wordml/sdtformatlock" xmlns:w16se="http://schemas.microsoft.com/office/word/2015/wordml/symex" xmlns:wpg="http://schemas.microsoft.com/office/word/2010/wordprocessingGroup" xmlns:wpi="http://schemas.microsoft.com/office/word/2010/wordprocessingInk" xmlns:wne="http://schemas.microsoft.com/office/word/2006/wordml" xmlns:wps="http://schemas.microsoft.com/office/word/2010/wordprocessingShape" mc:Ignorable="w14 w15 w16se w16cid w16 w16cex w16sdtdh w16sdtfl w16du wp14">
   <w:body>
     <w:p>
       <w:pPr>
@@ -1612,38 +1612,6 @@
       </w:pPr>
       <w:r>
         <w:rPr>
-          <w:rFonts w:cs="Dutch801 Rm BT"/>
-          <w:sz w:val="18"/>
-          <w:szCs w:val="18"/>
-        </w:rPr>
-        <w:t>&lt;</w:t>
-      </w:r>
-      <w:r>
-        <w:rPr>
-          <w:rFonts w:cs="Dutch801 Rm BT"/>
-          <w:sz w:val="18"/>
-          <w:szCs w:val="18"/>
-        </w:rPr>
-        <w:t>&lt;nickSA&gt;&gt;</w:t>
-      </w:r>
-      <w:r>
-        <w:rPr>
-          <w:rFonts w:cs="Dutch801 Rm BT"/>
-          <w:sz w:val="18"/>
-          <w:szCs w:val="18"/>
-        </w:rPr>
-        <w:t>:CMG:</w:t>
-      </w:r>
-      <w:r>
-        <w:rPr>
-          <w:rFonts w:cs="Dutch801 Rm BT"/>
-          <w:sz w:val="18"/>
-          <w:szCs w:val="18"/>
-        </w:rPr>
-        <w:t>&lt;&lt;nickU&gt;&gt;</w:t>
-      </w:r>
-      <w:r>
-        <w:rPr>
           <w:sz w:val="24"/>
         </w:rPr>
         <w:tab/>
@@ -1713,7 +1681,7 @@
 </file>
 
 <file path=word/endnotes.xml><?xml version="1.0" encoding="utf-8"?>
-<w:endnotes xmlns:wpc="http://schemas.microsoft.com/office/word/2010/wordprocessingCanvas" xmlns:cx="http://schemas.microsoft.com/office/drawing/2014/chartex" xmlns:cx1="http://schemas.microsoft.com/office/drawing/2015/9/8/chartex" xmlns:cx2="http://schemas.microsoft.com/office/drawing/2015/10/21/chartex" xmlns:cx3="http://schemas.microsoft.com/office/drawing/2016/5/9/chartex" xmlns:cx4="http://schemas.microsoft.com/office/drawing/2016/5/10/chartex" xmlns:cx5="http://schemas.microsoft.com/office/drawing/2016/5/11/chartex" xmlns:cx6="http://schemas.microsoft.com/office/drawing/2016/5/12/chartex" xmlns:cx7="http://schemas.microsoft.com/office/drawing/2016/5/13/chartex" xmlns:cx8="http://schemas.microsoft.com/office/drawing/2016/5/14/chartex" xmlns:mc="http://schemas.openxmlformats.org/markup-compatibility/2006" xmlns:aink="http://schemas.microsoft.com/office/drawing/2016/ink" xmlns:am3d="http://schemas.microsoft.com/office/drawing/2017/model3d" xmlns:o="urn:schemas-microsoft-com:office:office" xmlns:oel="http://schemas.microsoft.com/office/2019/extlst" xmlns:r="http://schemas.openxmlformats.org/officeDocument/2006/relationships" xmlns:m="http://schemas.openxmlformats.org/officeDocument/2006/math" xmlns:v="urn:schemas-microsoft-com:vml" xmlns:wp14="http://schemas.microsoft.com/office/word/2010/wordprocessingDrawing" xmlns:wp="http://schemas.openxmlformats.org/drawingml/2006/wordprocessingDrawing" xmlns:w10="urn:schemas-microsoft-com:office:word" xmlns:w="http://schemas.openxmlformats.org/wordprocessingml/2006/main" xmlns:w14="http://schemas.microsoft.com/office/word/2010/wordml" xmlns:w15="http://schemas.microsoft.com/office/word/2012/wordml" xmlns:w16cex="http://schemas.microsoft.com/office/word/2018/wordml/cex" xmlns:w16cid="http://schemas.microsoft.com/office/word/2016/wordml/cid" xmlns:w16="http://schemas.microsoft.com/office/word/2018/wordml" xmlns:w16sdtdh="http://schemas.microsoft.com/office/word/2020/wordml/sdtdatahash" xmlns:w16se="http://schemas.microsoft.com/office/word/2015/wordml/symex" xmlns:wpg="http://schemas.microsoft.com/office/word/2010/wordprocessingGroup" xmlns:wpi="http://schemas.microsoft.com/office/word/2010/wordprocessingInk" xmlns:wne="http://schemas.microsoft.com/office/word/2006/wordml" xmlns:wps="http://schemas.microsoft.com/office/word/2010/wordprocessingShape" mc:Ignorable="w14 w15 w16se w16cid w16 w16cex w16sdtdh wp14">
+<w:endnotes xmlns:wpc="http://schemas.microsoft.com/office/word/2010/wordprocessingCanvas" xmlns:cx="http://schemas.microsoft.com/office/drawing/2014/chartex" xmlns:cx1="http://schemas.microsoft.com/office/drawing/2015/9/8/chartex" xmlns:cx2="http://schemas.microsoft.com/office/drawing/2015/10/21/chartex" xmlns:cx3="http://schemas.microsoft.com/office/drawing/2016/5/9/chartex" xmlns:cx4="http://schemas.microsoft.com/office/drawing/2016/5/10/chartex" xmlns:cx5="http://schemas.microsoft.com/office/drawing/2016/5/11/chartex" xmlns:cx6="http://schemas.microsoft.com/office/drawing/2016/5/12/chartex" xmlns:cx7="http://schemas.microsoft.com/office/drawing/2016/5/13/chartex" xmlns:cx8="http://schemas.microsoft.com/office/drawing/2016/5/14/chartex" xmlns:mc="http://schemas.openxmlformats.org/markup-compatibility/2006" xmlns:aink="http://schemas.microsoft.com/office/drawing/2016/ink" xmlns:am3d="http://schemas.microsoft.com/office/drawing/2017/model3d" xmlns:o="urn:schemas-microsoft-com:office:office" xmlns:oel="http://schemas.microsoft.com/office/2019/extlst" xmlns:r="http://schemas.openxmlformats.org/officeDocument/2006/relationships" xmlns:m="http://schemas.openxmlformats.org/officeDocument/2006/math" xmlns:v="urn:schemas-microsoft-com:vml" xmlns:wp14="http://schemas.microsoft.com/office/word/2010/wordprocessingDrawing" xmlns:wp="http://schemas.openxmlformats.org/drawingml/2006/wordprocessingDrawing" xmlns:w10="urn:schemas-microsoft-com:office:word" xmlns:w="http://schemas.openxmlformats.org/wordprocessingml/2006/main" xmlns:w14="http://schemas.microsoft.com/office/word/2010/wordml" xmlns:w15="http://schemas.microsoft.com/office/word/2012/wordml" xmlns:w16cex="http://schemas.microsoft.com/office/word/2018/wordml/cex" xmlns:w16cid="http://schemas.microsoft.com/office/word/2016/wordml/cid" xmlns:w16="http://schemas.microsoft.com/office/word/2018/wordml" xmlns:w16du="http://schemas.microsoft.com/office/word/2023/wordml/word16du" xmlns:w16sdtdh="http://schemas.microsoft.com/office/word/2020/wordml/sdtdatahash" xmlns:w16sdtfl="http://schemas.microsoft.com/office/word/2024/wordml/sdtformatlock" xmlns:w16se="http://schemas.microsoft.com/office/word/2015/wordml/symex" xmlns:wpg="http://schemas.microsoft.com/office/word/2010/wordprocessingGroup" xmlns:wpi="http://schemas.microsoft.com/office/word/2010/wordprocessingInk" xmlns:wne="http://schemas.microsoft.com/office/word/2006/wordml" xmlns:wps="http://schemas.microsoft.com/office/word/2010/wordprocessingShape" mc:Ignorable="w14 w15 w16se w16cid w16 w16cex w16sdtdh w16sdtfl w16du wp14">
   <w:endnote w:type="separator" w:id="-1">
     <w:p>
       <w:r>
@@ -1732,7 +1700,7 @@
 </file>
 
 <file path=word/footnotes.xml><?xml version="1.0" encoding="utf-8"?>
-<w:footnotes xmlns:wpc="http://schemas.microsoft.com/office/word/2010/wordprocessingCanvas" xmlns:cx="http://schemas.microsoft.com/office/drawing/2014/chartex" xmlns:cx1="http://schemas.microsoft.com/office/drawing/2015/9/8/chartex" xmlns:cx2="http://schemas.microsoft.com/office/drawing/2015/10/21/chartex" xmlns:cx3="http://schemas.microsoft.com/office/drawing/2016/5/9/chartex" xmlns:cx4="http://schemas.microsoft.com/office/drawing/2016/5/10/chartex" xmlns:cx5="http://schemas.microsoft.com/office/drawing/2016/5/11/chartex" xmlns:cx6="http://schemas.microsoft.com/office/drawing/2016/5/12/chartex" xmlns:cx7="http://schemas.microsoft.com/office/drawing/2016/5/13/chartex" xmlns:cx8="http://schemas.microsoft.com/office/drawing/2016/5/14/chartex" xmlns:mc="http://schemas.openxmlformats.org/markup-compatibility/2006" xmlns:aink="http://schemas.microsoft.com/office/drawing/2016/ink" xmlns:am3d="http://schemas.microsoft.com/office/drawing/2017/model3d" xmlns:o="urn:schemas-microsoft-com:office:office" xmlns:oel="http://schemas.microsoft.com/office/2019/extlst" xmlns:r="http://schemas.openxmlformats.org/officeDocument/2006/relationships" xmlns:m="http://schemas.openxmlformats.org/officeDocument/2006/math" xmlns:v="urn:schemas-microsoft-com:vml" xmlns:wp14="http://schemas.microsoft.com/office/word/2010/wordprocessingDrawing" xmlns:wp="http://schemas.openxmlformats.org/drawingml/2006/wordprocessingDrawing" xmlns:w10="urn:schemas-microsoft-com:office:word" xmlns:w="http://schemas.openxmlformats.org/wordprocessingml/2006/main" xmlns:w14="http://schemas.microsoft.com/office/word/2010/wordml" xmlns:w15="http://schemas.microsoft.com/office/word/2012/wordml" xmlns:w16cex="http://schemas.microsoft.com/office/word/2018/wordml/cex" xmlns:w16cid="http://schemas.microsoft.com/office/word/2016/wordml/cid" xmlns:w16="http://schemas.microsoft.com/office/word/2018/wordml" xmlns:w16sdtdh="http://schemas.microsoft.com/office/word/2020/wordml/sdtdatahash" xmlns:w16se="http://schemas.microsoft.com/office/word/2015/wordml/symex" xmlns:wpg="http://schemas.microsoft.com/office/word/2010/wordprocessingGroup" xmlns:wpi="http://schemas.microsoft.com/office/word/2010/wordprocessingInk" xmlns:wne="http://schemas.microsoft.com/office/word/2006/wordml" xmlns:wps="http://schemas.microsoft.com/office/word/2010/wordprocessingShape" mc:Ignorable="w14 w15 w16se w16cid w16 w16cex w16sdtdh wp14">
+<w:footnotes xmlns:wpc="http://schemas.microsoft.com/office/word/2010/wordprocessingCanvas" xmlns:cx="http://schemas.microsoft.com/office/drawing/2014/chartex" xmlns:cx1="http://schemas.microsoft.com/office/drawing/2015/9/8/chartex" xmlns:cx2="http://schemas.microsoft.com/office/drawing/2015/10/21/chartex" xmlns:cx3="http://schemas.microsoft.com/office/drawing/2016/5/9/chartex" xmlns:cx4="http://schemas.microsoft.com/office/drawing/2016/5/10/chartex" xmlns:cx5="http://schemas.microsoft.com/office/drawing/2016/5/11/chartex" xmlns:cx6="http://schemas.microsoft.com/office/drawing/2016/5/12/chartex" xmlns:cx7="http://schemas.microsoft.com/office/drawing/2016/5/13/chartex" xmlns:cx8="http://schemas.microsoft.com/office/drawing/2016/5/14/chartex" xmlns:mc="http://schemas.openxmlformats.org/markup-compatibility/2006" xmlns:aink="http://schemas.microsoft.com/office/drawing/2016/ink" xmlns:am3d="http://schemas.microsoft.com/office/drawing/2017/model3d" xmlns:o="urn:schemas-microsoft-com:office:office" xmlns:oel="http://schemas.microsoft.com/office/2019/extlst" xmlns:r="http://schemas.openxmlformats.org/officeDocument/2006/relationships" xmlns:m="http://schemas.openxmlformats.org/officeDocument/2006/math" xmlns:v="urn:schemas-microsoft-com:vml" xmlns:wp14="http://schemas.microsoft.com/office/word/2010/wordprocessingDrawing" xmlns:wp="http://schemas.openxmlformats.org/drawingml/2006/wordprocessingDrawing" xmlns:w10="urn:schemas-microsoft-com:office:word" xmlns:w="http://schemas.openxmlformats.org/wordprocessingml/2006/main" xmlns:w14="http://schemas.microsoft.com/office/word/2010/wordml" xmlns:w15="http://schemas.microsoft.com/office/word/2012/wordml" xmlns:w16cex="http://schemas.microsoft.com/office/word/2018/wordml/cex" xmlns:w16cid="http://schemas.microsoft.com/office/word/2016/wordml/cid" xmlns:w16="http://schemas.microsoft.com/office/word/2018/wordml" xmlns:w16du="http://schemas.microsoft.com/office/word/2023/wordml/word16du" xmlns:w16sdtdh="http://schemas.microsoft.com/office/word/2020/wordml/sdtdatahash" xmlns:w16sdtfl="http://schemas.microsoft.com/office/word/2024/wordml/sdtformatlock" xmlns:w16se="http://schemas.microsoft.com/office/word/2015/wordml/symex" xmlns:wpg="http://schemas.microsoft.com/office/word/2010/wordprocessingGroup" xmlns:wpi="http://schemas.microsoft.com/office/word/2010/wordprocessingInk" xmlns:wne="http://schemas.microsoft.com/office/word/2006/wordml" xmlns:wps="http://schemas.microsoft.com/office/word/2010/wordprocessingShape" mc:Ignorable="w14 w15 w16se w16cid w16 w16cex w16sdtdh w16sdtfl w16du wp14">
   <w:footnote w:type="separator" w:id="-1">
     <w:p>
       <w:r>
@@ -1751,7 +1719,7 @@
 </file>
 
 <file path=word/styles.xml><?xml version="1.0" encoding="utf-8"?>
-<w:styles xmlns:mc="http://schemas.openxmlformats.org/markup-compatibility/2006" xmlns:r="http://schemas.openxmlformats.org/officeDocument/2006/relationships" xmlns:w="http://schemas.openxmlformats.org/wordprocessingml/2006/main" xmlns:w14="http://schemas.microsoft.com/office/word/2010/wordml" xmlns:w15="http://schemas.microsoft.com/office/word/2012/wordml" xmlns:w16cex="http://schemas.microsoft.com/office/word/2018/wordml/cex" xmlns:w16cid="http://schemas.microsoft.com/office/word/2016/wordml/cid" xmlns:w16="http://schemas.microsoft.com/office/word/2018/wordml" xmlns:w16sdtdh="http://schemas.microsoft.com/office/word/2020/wordml/sdtdatahash" xmlns:w16se="http://schemas.microsoft.com/office/word/2015/wordml/symex" mc:Ignorable="w14 w15 w16se w16cid w16 w16cex w16sdtdh">
+<w:styles xmlns:mc="http://schemas.openxmlformats.org/markup-compatibility/2006" xmlns:r="http://schemas.openxmlformats.org/officeDocument/2006/relationships" xmlns:w="http://schemas.openxmlformats.org/wordprocessingml/2006/main" xmlns:w14="http://schemas.microsoft.com/office/word/2010/wordml" xmlns:w15="http://schemas.microsoft.com/office/word/2012/wordml" xmlns:w16cex="http://schemas.microsoft.com/office/word/2018/wordml/cex" xmlns:w16cid="http://schemas.microsoft.com/office/word/2016/wordml/cid" xmlns:w16="http://schemas.microsoft.com/office/word/2018/wordml" xmlns:w16du="http://schemas.microsoft.com/office/word/2023/wordml/word16du" xmlns:w16sdtdh="http://schemas.microsoft.com/office/word/2020/wordml/sdtdatahash" xmlns:w16sdtfl="http://schemas.microsoft.com/office/word/2024/wordml/sdtformatlock" xmlns:w16se="http://schemas.microsoft.com/office/word/2015/wordml/symex" mc:Ignorable="w14 w15 w16se w16cid w16 w16cex w16sdtdh w16sdtfl w16du">
   <w:docDefaults>
     <w:rPrDefault>
       <w:rPr>
@@ -1777,6 +1745,50 @@
     <w:lsdException w:name="Subtitle" w:qFormat="1"/>
     <w:lsdException w:name="Strong" w:qFormat="1"/>
     <w:lsdException w:name="Emphasis" w:qFormat="1"/>
+    <w:lsdException w:name="Normal Table" w:semiHidden="1" w:unhideWhenUsed="1"/>
+    <w:lsdException w:name="Table Simple 1" w:semiHidden="1" w:unhideWhenUsed="1"/>
+    <w:lsdException w:name="Table Simple 2" w:semiHidden="1" w:unhideWhenUsed="1"/>
+    <w:lsdException w:name="Table Simple 3" w:semiHidden="1" w:unhideWhenUsed="1"/>
+    <w:lsdException w:name="Table Classic 1" w:semiHidden="1" w:unhideWhenUsed="1"/>
+    <w:lsdException w:name="Table Classic 2" w:semiHidden="1" w:unhideWhenUsed="1"/>
+    <w:lsdException w:name="Table Classic 3" w:semiHidden="1" w:unhideWhenUsed="1"/>
+    <w:lsdException w:name="Table Classic 4" w:semiHidden="1" w:unhideWhenUsed="1"/>
+    <w:lsdException w:name="Table Colorful 1" w:semiHidden="1" w:unhideWhenUsed="1"/>
+    <w:lsdException w:name="Table Colorful 2" w:semiHidden="1" w:unhideWhenUsed="1"/>
+    <w:lsdException w:name="Table Colorful 3" w:semiHidden="1" w:unhideWhenUsed="1"/>
+    <w:lsdException w:name="Table Columns 1" w:semiHidden="1" w:unhideWhenUsed="1"/>
+    <w:lsdException w:name="Table Columns 2" w:semiHidden="1" w:unhideWhenUsed="1"/>
+    <w:lsdException w:name="Table Columns 3" w:semiHidden="1" w:unhideWhenUsed="1"/>
+    <w:lsdException w:name="Table Columns 4" w:semiHidden="1" w:unhideWhenUsed="1"/>
+    <w:lsdException w:name="Table Columns 5" w:semiHidden="1" w:unhideWhenUsed="1"/>
+    <w:lsdException w:name="Table Grid 1" w:semiHidden="1" w:unhideWhenUsed="1"/>
+    <w:lsdException w:name="Table Grid 2" w:semiHidden="1" w:unhideWhenUsed="1"/>
+    <w:lsdException w:name="Table Grid 3" w:semiHidden="1" w:unhideWhenUsed="1"/>
+    <w:lsdException w:name="Table Grid 4" w:semiHidden="1" w:unhideWhenUsed="1"/>
+    <w:lsdException w:name="Table Grid 5" w:semiHidden="1" w:unhideWhenUsed="1"/>
+    <w:lsdException w:name="Table Grid 6" w:semiHidden="1" w:unhideWhenUsed="1"/>
+    <w:lsdException w:name="Table Grid 7" w:semiHidden="1" w:unhideWhenUsed="1"/>
+    <w:lsdException w:name="Table Grid 8" w:semiHidden="1" w:unhideWhenUsed="1"/>
+    <w:lsdException w:name="Table List 1" w:semiHidden="1" w:unhideWhenUsed="1"/>
+    <w:lsdException w:name="Table List 2" w:semiHidden="1" w:unhideWhenUsed="1"/>
+    <w:lsdException w:name="Table List 3" w:semiHidden="1" w:unhideWhenUsed="1"/>
+    <w:lsdException w:name="Table List 4" w:semiHidden="1" w:unhideWhenUsed="1"/>
+    <w:lsdException w:name="Table List 5" w:semiHidden="1" w:unhideWhenUsed="1"/>
+    <w:lsdException w:name="Table List 6" w:semiHidden="1" w:unhideWhenUsed="1"/>
+    <w:lsdException w:name="Table List 7" w:semiHidden="1" w:unhideWhenUsed="1"/>
+    <w:lsdException w:name="Table List 8" w:semiHidden="1" w:unhideWhenUsed="1"/>
+    <w:lsdException w:name="Table 3D effects 1" w:semiHidden="1" w:unhideWhenUsed="1"/>
+    <w:lsdException w:name="Table 3D effects 2" w:semiHidden="1" w:unhideWhenUsed="1"/>
+    <w:lsdException w:name="Table 3D effects 3" w:semiHidden="1" w:unhideWhenUsed="1"/>
+    <w:lsdException w:name="Table Contemporary" w:semiHidden="1" w:unhideWhenUsed="1"/>
+    <w:lsdException w:name="Table Elegant" w:semiHidden="1" w:unhideWhenUsed="1"/>
+    <w:lsdException w:name="Table Professional" w:semiHidden="1" w:unhideWhenUsed="1"/>
+    <w:lsdException w:name="Table Subtle 1" w:semiHidden="1" w:unhideWhenUsed="1"/>
+    <w:lsdException w:name="Table Subtle 2" w:semiHidden="1" w:unhideWhenUsed="1"/>
+    <w:lsdException w:name="Table Web 1" w:semiHidden="1" w:unhideWhenUsed="1"/>
+    <w:lsdException w:name="Table Web 2" w:semiHidden="1" w:unhideWhenUsed="1"/>
+    <w:lsdException w:name="Table Web 3" w:semiHidden="1" w:unhideWhenUsed="1"/>
+    <w:lsdException w:name="Table Theme" w:semiHidden="1" w:unhideWhenUsed="1"/>
     <w:lsdException w:name="Placeholder Text" w:semiHidden="1" w:uiPriority="99"/>
     <w:lsdException w:name="No Spacing" w:uiPriority="1" w:qFormat="1"/>
     <w:lsdException w:name="Light Shading" w:uiPriority="60"/>
@@ -2086,11 +2098,15 @@
   </w:style>
   <w:style w:type="character" w:default="1" w:styleId="DefaultParagraphFont">
     <w:name w:val="Default Paragraph Font"/>
+    <w:uiPriority w:val="1"/>
     <w:semiHidden/>
+    <w:unhideWhenUsed/>
   </w:style>
   <w:style w:type="table" w:default="1" w:styleId="TableNormal">
     <w:name w:val="Normal Table"/>
+    <w:uiPriority w:val="99"/>
     <w:semiHidden/>
+    <w:unhideWhenUsed/>
     <w:tblPr>
       <w:tblInd w:w="0" w:type="dxa"/>
       <w:tblCellMar>
@@ -2103,7 +2119,9 @@
   </w:style>
   <w:style w:type="numbering" w:default="1" w:styleId="NoList">
     <w:name w:val="No List"/>
+    <w:uiPriority w:val="99"/>
     <w:semiHidden/>
+    <w:unhideWhenUsed/>
   </w:style>
   <w:style w:type="character" w:styleId="FootnoteReference">
     <w:name w:val="footnote reference"/>

--- a/project/documents/communications/incorrectfilerect_efile.docx
+++ b/project/documents/communications/incorrectfilerect_efile.docx
@@ -28,14 +28,9 @@
           <w:sz w:val="24"/>
           <w:u w:val="single"/>
         </w:rPr>
-        <w:t>&lt;&lt;serialNo&gt;&gt;</w:t>
-      </w:r>
-      <w:r>
-        <w:rPr>
-          <w:sz w:val="24"/>
-        </w:rPr>
-        <w:tab/>
-      </w:r>
+        <w:t>&lt;&lt;</w:t>
+      </w:r>
+      <w:proofErr w:type="spellStart"/>
       <w:r>
         <w:rPr>
           <w:b/>
@@ -43,25 +38,9 @@
           <w:sz w:val="24"/>
           <w:u w:val="single"/>
         </w:rPr>
-        <w:t>PATENT</w:t>
-      </w:r>
-    </w:p>
-    <w:p>
-      <w:pPr>
-        <w:tabs>
-          <w:tab w:val="center" w:pos="4680"/>
-        </w:tabs>
-        <w:spacing w:line="300" w:lineRule="auto"/>
-        <w:rPr>
-          <w:sz w:val="24"/>
-        </w:rPr>
-      </w:pPr>
-      <w:r>
-        <w:rPr>
-          <w:sz w:val="24"/>
-        </w:rPr>
-        <w:tab/>
-      </w:r>
+        <w:t>serialNo</w:t>
+      </w:r>
+      <w:proofErr w:type="spellEnd"/>
       <w:r>
         <w:rPr>
           <w:b/>
@@ -69,6 +48,47 @@
           <w:sz w:val="24"/>
           <w:u w:val="single"/>
         </w:rPr>
+        <w:t>&gt;&gt;</w:t>
+      </w:r>
+      <w:r>
+        <w:rPr>
+          <w:sz w:val="24"/>
+        </w:rPr>
+        <w:tab/>
+      </w:r>
+      <w:r>
+        <w:rPr>
+          <w:b/>
+          <w:bCs/>
+          <w:sz w:val="24"/>
+          <w:u w:val="single"/>
+        </w:rPr>
+        <w:t>PATENT</w:t>
+      </w:r>
+    </w:p>
+    <w:p>
+      <w:pPr>
+        <w:tabs>
+          <w:tab w:val="center" w:pos="4680"/>
+        </w:tabs>
+        <w:spacing w:line="300" w:lineRule="auto"/>
+        <w:rPr>
+          <w:sz w:val="24"/>
+        </w:rPr>
+      </w:pPr>
+      <w:r>
+        <w:rPr>
+          <w:sz w:val="24"/>
+        </w:rPr>
+        <w:tab/>
+      </w:r>
+      <w:r>
+        <w:rPr>
+          <w:b/>
+          <w:bCs/>
+          <w:sz w:val="24"/>
+          <w:u w:val="single"/>
+        </w:rPr>
         <w:t>IN THE UNITED STATES PATENT AND TRADEMARK OFFICE</w:t>
       </w:r>
     </w:p>
@@ -99,7 +119,21 @@
         <w:rPr>
           <w:sz w:val="24"/>
         </w:rPr>
-        <w:t>&lt;&lt;inventorEtal&gt;&gt;</w:t>
+        <w:t>&lt;&lt;</w:t>
+      </w:r>
+      <w:proofErr w:type="spellStart"/>
+      <w:r>
+        <w:rPr>
+          <w:sz w:val="24"/>
+        </w:rPr>
+        <w:t>inventorEtal</w:t>
+      </w:r>
+      <w:proofErr w:type="spellEnd"/>
+      <w:r>
+        <w:rPr>
+          <w:sz w:val="24"/>
+        </w:rPr>
+        <w:t>&gt;&gt;</w:t>
       </w:r>
       <w:r>
         <w:rPr>
@@ -118,7 +152,21 @@
         <w:rPr>
           <w:sz w:val="24"/>
         </w:rPr>
-        <w:t>&lt;&lt;examinerName&gt;&gt;</w:t>
+        <w:t>&lt;&lt;</w:t>
+      </w:r>
+      <w:proofErr w:type="spellStart"/>
+      <w:r>
+        <w:rPr>
+          <w:sz w:val="24"/>
+        </w:rPr>
+        <w:t>examinerName</w:t>
+      </w:r>
+      <w:proofErr w:type="spellEnd"/>
+      <w:r>
+        <w:rPr>
+          <w:sz w:val="24"/>
+        </w:rPr>
+        <w:t>&gt;&gt;</w:t>
       </w:r>
     </w:p>
     <w:p>
@@ -148,7 +196,21 @@
         <w:rPr>
           <w:sz w:val="24"/>
         </w:rPr>
-        <w:t>&lt;&lt;serialNo&gt;&gt;</w:t>
+        <w:t>&lt;&lt;</w:t>
+      </w:r>
+      <w:proofErr w:type="spellStart"/>
+      <w:r>
+        <w:rPr>
+          <w:sz w:val="24"/>
+        </w:rPr>
+        <w:t>serialNo</w:t>
+      </w:r>
+      <w:proofErr w:type="spellEnd"/>
+      <w:r>
+        <w:rPr>
+          <w:sz w:val="24"/>
+        </w:rPr>
+        <w:t>&gt;&gt;</w:t>
       </w:r>
       <w:r>
         <w:rPr>
@@ -161,7 +223,21 @@
         <w:rPr>
           <w:sz w:val="24"/>
         </w:rPr>
-        <w:t>&lt;&lt;artUnit&gt;&gt;</w:t>
+        <w:t>&lt;&lt;</w:t>
+      </w:r>
+      <w:proofErr w:type="spellStart"/>
+      <w:r>
+        <w:rPr>
+          <w:sz w:val="24"/>
+        </w:rPr>
+        <w:t>artUnit</w:t>
+      </w:r>
+      <w:proofErr w:type="spellEnd"/>
+      <w:r>
+        <w:rPr>
+          <w:sz w:val="24"/>
+        </w:rPr>
+        <w:t>&gt;&gt;</w:t>
       </w:r>
     </w:p>
     <w:p>
@@ -191,7 +267,21 @@
         <w:rPr>
           <w:sz w:val="24"/>
         </w:rPr>
-        <w:t>&lt;&lt;filedDate&gt;&gt;</w:t>
+        <w:t>&lt;&lt;</w:t>
+      </w:r>
+      <w:proofErr w:type="spellStart"/>
+      <w:r>
+        <w:rPr>
+          <w:sz w:val="24"/>
+        </w:rPr>
+        <w:t>filedDate</w:t>
+      </w:r>
+      <w:proofErr w:type="spellEnd"/>
+      <w:r>
+        <w:rPr>
+          <w:sz w:val="24"/>
+        </w:rPr>
+        <w:t>&gt;&gt;</w:t>
       </w:r>
       <w:r>
         <w:rPr>
@@ -204,7 +294,21 @@
         <w:rPr>
           <w:sz w:val="24"/>
         </w:rPr>
-        <w:t>&lt;&lt;matterNo&gt;&gt;</w:t>
+        <w:t>&lt;&lt;</w:t>
+      </w:r>
+      <w:proofErr w:type="spellStart"/>
+      <w:r>
+        <w:rPr>
+          <w:sz w:val="24"/>
+        </w:rPr>
+        <w:t>matterNo</w:t>
+      </w:r>
+      <w:proofErr w:type="spellEnd"/>
+      <w:r>
+        <w:rPr>
+          <w:sz w:val="24"/>
+        </w:rPr>
+        <w:t>&gt;&gt;</w:t>
       </w:r>
     </w:p>
     <w:p>
@@ -236,7 +340,21 @@
         <w:rPr>
           <w:sz w:val="24"/>
         </w:rPr>
-        <w:t>&lt;&lt;custNoCorresp&gt;&gt;</w:t>
+        <w:t>&lt;&lt;</w:t>
+      </w:r>
+      <w:proofErr w:type="spellStart"/>
+      <w:r>
+        <w:rPr>
+          <w:sz w:val="24"/>
+        </w:rPr>
+        <w:t>custNoCorresp</w:t>
+      </w:r>
+      <w:proofErr w:type="spellEnd"/>
+      <w:r>
+        <w:rPr>
+          <w:sz w:val="24"/>
+        </w:rPr>
+        <w:t>&gt;&gt;</w:t>
       </w:r>
       <w:r>
         <w:rPr>
@@ -254,7 +372,21 @@
         <w:rPr>
           <w:sz w:val="24"/>
         </w:rPr>
-        <w:t>&lt;&lt;confirmNo&gt;&gt;</w:t>
+        <w:t>&lt;&lt;</w:t>
+      </w:r>
+      <w:proofErr w:type="spellStart"/>
+      <w:r>
+        <w:rPr>
+          <w:sz w:val="24"/>
+        </w:rPr>
+        <w:t>confirmNo</w:t>
+      </w:r>
+      <w:proofErr w:type="spellEnd"/>
+      <w:r>
+        <w:rPr>
+          <w:sz w:val="24"/>
+        </w:rPr>
+        <w:t>&gt;&gt;</w:t>
       </w:r>
     </w:p>
     <w:p>
@@ -661,28 +793,60 @@
           <w:rFonts w:ascii="Times New Roman" w:hAnsi="Times New Roman"/>
           <w:sz w:val="24"/>
         </w:rPr>
-        <w:t>&lt;&lt;signatureDate&gt;&gt;</w:t>
-      </w:r>
+        <w:t>&lt;&lt;</w:t>
+      </w:r>
+      <w:proofErr w:type="spellStart"/>
       <w:r>
         <w:rPr>
           <w:rFonts w:ascii="Times New Roman" w:hAnsi="Times New Roman"/>
           <w:sz w:val="24"/>
         </w:rPr>
-        <w:tab/>
-      </w:r>
+        <w:t>signatureDate</w:t>
+      </w:r>
+      <w:proofErr w:type="spellEnd"/>
       <w:r>
         <w:rPr>
           <w:rFonts w:ascii="Times New Roman" w:hAnsi="Times New Roman"/>
           <w:sz w:val="24"/>
         </w:rPr>
-        <w:tab/>
+        <w:t>&gt;&gt;</w:t>
       </w:r>
       <w:r>
         <w:rPr>
           <w:rFonts w:ascii="Times New Roman" w:hAnsi="Times New Roman"/>
           <w:sz w:val="24"/>
         </w:rPr>
-        <w:t>&lt;&lt;echoSignature&gt;&gt;</w:t>
+        <w:tab/>
+      </w:r>
+      <w:r>
+        <w:rPr>
+          <w:rFonts w:ascii="Times New Roman" w:hAnsi="Times New Roman"/>
+          <w:sz w:val="24"/>
+        </w:rPr>
+        <w:tab/>
+      </w:r>
+      <w:r>
+        <w:rPr>
+          <w:rFonts w:ascii="Times New Roman" w:hAnsi="Times New Roman"/>
+          <w:sz w:val="24"/>
+        </w:rPr>
+        <w:t>&lt;&lt;</w:t>
+      </w:r>
+      <w:proofErr w:type="spellStart"/>
+      <w:r>
+        <w:rPr>
+          <w:rFonts w:ascii="Times New Roman" w:hAnsi="Times New Roman"/>
+          <w:sz w:val="24"/>
+        </w:rPr>
+        <w:t>echoSignature</w:t>
+      </w:r>
+      <w:proofErr w:type="spellEnd"/>
+      <w:r>
+        <w:rPr>
+          <w:rFonts w:ascii="Times New Roman" w:hAnsi="Times New Roman"/>
+          <w:sz w:val="24"/>
+        </w:rPr>
+        <w:t>&gt;&gt;</w:t>
       </w:r>
     </w:p>
     <w:p>
@@ -748,30 +912,6 @@
       </w:pPr>
       <w:r>
         <w:rPr>
-          <w:rFonts w:cs="Dutch801 Rm BT"/>
-          <w:sz w:val="18"/>
-          <w:szCs w:val="18"/>
-        </w:rPr>
-        <w:t>&lt;&lt;nickSA&gt;&gt;</w:t>
-      </w:r>
-      <w:r>
-        <w:rPr>
-          <w:rFonts w:cs="Dutch801 Rm BT"/>
-          <w:sz w:val="18"/>
-          <w:szCs w:val="18"/>
-        </w:rPr>
-        <w:t>:CMG:</w:t>
-      </w:r>
-      <w:r>
-        <w:rPr>
-          <w:rFonts w:cs="Dutch801 Rm BT"/>
-          <w:sz w:val="18"/>
-          <w:szCs w:val="18"/>
-        </w:rPr>
-        <w:t>&lt;&lt;nickU&gt;&gt;</w:t>
-      </w:r>
-      <w:r>
-        <w:rPr>
           <w:sz w:val="24"/>
         </w:rPr>
         <w:tab/>
@@ -787,7 +927,21 @@
         <w:rPr>
           <w:sz w:val="24"/>
         </w:rPr>
-        <w:t>&lt;&lt;SARegNo&gt;&gt;</w:t>
+        <w:t>&lt;&lt;</w:t>
+      </w:r>
+      <w:proofErr w:type="spellStart"/>
+      <w:r>
+        <w:rPr>
+          <w:sz w:val="24"/>
+        </w:rPr>
+        <w:t>SARegNo</w:t>
+      </w:r>
+      <w:proofErr w:type="spellEnd"/>
+      <w:r>
+        <w:rPr>
+          <w:sz w:val="24"/>
+        </w:rPr>
+        <w:t>&gt;&gt;</w:t>
       </w:r>
     </w:p>
     <w:p>
@@ -864,33 +1018,57 @@
           <w:lang w:val="fr-FR"/>
         </w:rPr>
       </w:pPr>
+      <w:proofErr w:type="spellStart"/>
       <w:r>
         <w:rPr>
           <w:rFonts w:cs="Times New Roman TUR"/>
           <w:sz w:val="24"/>
           <w:lang w:val="fr-FR"/>
         </w:rPr>
-        <w:t>Applicant:</w:t>
-      </w:r>
+        <w:t>Applicant</w:t>
+      </w:r>
+      <w:proofErr w:type="spellEnd"/>
       <w:r>
         <w:rPr>
           <w:rFonts w:cs="Times New Roman TUR"/>
           <w:sz w:val="24"/>
           <w:lang w:val="fr-FR"/>
         </w:rPr>
-        <w:tab/>
-      </w:r>
-      <w:r>
-        <w:rPr>
-          <w:sz w:val="24"/>
-        </w:rPr>
-        <w:t>&lt;&lt;inventorEta</w:t>
-      </w:r>
-      <w:r>
-        <w:rPr>
-          <w:sz w:val="24"/>
-        </w:rPr>
-        <w:t>l&gt;&gt;</w:t>
+        <w:t>:</w:t>
+      </w:r>
+      <w:r>
+        <w:rPr>
+          <w:rFonts w:cs="Times New Roman TUR"/>
+          <w:sz w:val="24"/>
+          <w:lang w:val="fr-FR"/>
+        </w:rPr>
+        <w:tab/>
+      </w:r>
+      <w:r>
+        <w:rPr>
+          <w:sz w:val="24"/>
+        </w:rPr>
+        <w:t>&lt;&lt;</w:t>
+      </w:r>
+      <w:proofErr w:type="spellStart"/>
+      <w:r>
+        <w:rPr>
+          <w:sz w:val="24"/>
+        </w:rPr>
+        <w:t>inventorEta</w:t>
+      </w:r>
+      <w:r>
+        <w:rPr>
+          <w:sz w:val="24"/>
+        </w:rPr>
+        <w:t>l</w:t>
+      </w:r>
+      <w:proofErr w:type="spellEnd"/>
+      <w:r>
+        <w:rPr>
+          <w:sz w:val="24"/>
+        </w:rPr>
+        <w:t>&gt;&gt;</w:t>
       </w:r>
     </w:p>
     <w:p>
@@ -968,7 +1146,23 @@
           <w:bCs/>
           <w:sz w:val="24"/>
         </w:rPr>
-        <w:t>&lt;&lt;matterNo&gt;&gt;</w:t>
+        <w:t>&lt;&lt;</w:t>
+      </w:r>
+      <w:proofErr w:type="spellStart"/>
+      <w:r>
+        <w:rPr>
+          <w:bCs/>
+          <w:sz w:val="24"/>
+        </w:rPr>
+        <w:t>matterNo</w:t>
+      </w:r>
+      <w:proofErr w:type="spellEnd"/>
+      <w:r>
+        <w:rPr>
+          <w:bCs/>
+          <w:sz w:val="24"/>
+        </w:rPr>
+        <w:t>&gt;&gt;</w:t>
       </w:r>
       <w:r>
         <w:rPr>
@@ -988,7 +1182,23 @@
           <w:bCs/>
           <w:sz w:val="24"/>
         </w:rPr>
-        <w:t>&lt;&lt;serialNo&gt;&gt;</w:t>
+        <w:t>&lt;&lt;</w:t>
+      </w:r>
+      <w:proofErr w:type="spellStart"/>
+      <w:r>
+        <w:rPr>
+          <w:bCs/>
+          <w:sz w:val="24"/>
+        </w:rPr>
+        <w:t>serialNo</w:t>
+      </w:r>
+      <w:proofErr w:type="spellEnd"/>
+      <w:r>
+        <w:rPr>
+          <w:bCs/>
+          <w:sz w:val="24"/>
+        </w:rPr>
+        <w:t>&gt;&gt;</w:t>
       </w:r>
     </w:p>
     <w:p>
@@ -1018,7 +1228,21 @@
         <w:rPr>
           <w:sz w:val="24"/>
         </w:rPr>
-        <w:t>&lt;&lt;filedDate&gt;&gt;</w:t>
+        <w:t>&lt;&lt;</w:t>
+      </w:r>
+      <w:proofErr w:type="spellStart"/>
+      <w:r>
+        <w:rPr>
+          <w:sz w:val="24"/>
+        </w:rPr>
+        <w:t>filedDate</w:t>
+      </w:r>
+      <w:proofErr w:type="spellEnd"/>
+      <w:r>
+        <w:rPr>
+          <w:sz w:val="24"/>
+        </w:rPr>
+        <w:t>&gt;&gt;</w:t>
       </w:r>
       <w:r>
         <w:rPr>
@@ -1067,7 +1291,21 @@
         <w:rPr>
           <w:sz w:val="24"/>
         </w:rPr>
-        <w:t>&lt;&lt;examinerName&gt;&gt;</w:t>
+        <w:t>&lt;&lt;</w:t>
+      </w:r>
+      <w:proofErr w:type="spellStart"/>
+      <w:r>
+        <w:rPr>
+          <w:sz w:val="24"/>
+        </w:rPr>
+        <w:t>examinerName</w:t>
+      </w:r>
+      <w:proofErr w:type="spellEnd"/>
+      <w:r>
+        <w:rPr>
+          <w:sz w:val="24"/>
+        </w:rPr>
+        <w:t>&gt;&gt;</w:t>
       </w:r>
       <w:r>
         <w:rPr>
@@ -1092,7 +1330,21 @@
         <w:rPr>
           <w:sz w:val="24"/>
         </w:rPr>
-        <w:t>&lt;&lt;artUnit&gt;&gt;</w:t>
+        <w:t>&lt;&lt;</w:t>
+      </w:r>
+      <w:proofErr w:type="spellStart"/>
+      <w:r>
+        <w:rPr>
+          <w:sz w:val="24"/>
+        </w:rPr>
+        <w:t>artUnit</w:t>
+      </w:r>
+      <w:proofErr w:type="spellEnd"/>
+      <w:r>
+        <w:rPr>
+          <w:sz w:val="24"/>
+        </w:rPr>
+        <w:t>&gt;&gt;</w:t>
       </w:r>
     </w:p>
     <w:p>
@@ -1122,7 +1374,21 @@
         <w:rPr>
           <w:sz w:val="24"/>
         </w:rPr>
-        <w:t>&lt;&lt;custNoCorresp&gt;&gt;</w:t>
+        <w:t>&lt;&lt;</w:t>
+      </w:r>
+      <w:proofErr w:type="spellStart"/>
+      <w:r>
+        <w:rPr>
+          <w:sz w:val="24"/>
+        </w:rPr>
+        <w:t>custNoCorresp</w:t>
+      </w:r>
+      <w:proofErr w:type="spellEnd"/>
+      <w:r>
+        <w:rPr>
+          <w:sz w:val="24"/>
+        </w:rPr>
+        <w:t>&gt;&gt;</w:t>
       </w:r>
       <w:r>
         <w:rPr>
@@ -1147,7 +1413,21 @@
         <w:rPr>
           <w:sz w:val="24"/>
         </w:rPr>
-        <w:t>&lt;&lt;confirmNo&gt;&gt;</w:t>
+        <w:t>&lt;&lt;</w:t>
+      </w:r>
+      <w:proofErr w:type="spellStart"/>
+      <w:r>
+        <w:rPr>
+          <w:sz w:val="24"/>
+        </w:rPr>
+        <w:t>confirmNo</w:t>
+      </w:r>
+      <w:proofErr w:type="spellEnd"/>
+      <w:r>
+        <w:rPr>
+          <w:sz w:val="24"/>
+        </w:rPr>
+        <w:t>&gt;&gt;</w:t>
       </w:r>
     </w:p>
     <w:p>
@@ -1366,16 +1646,26 @@
           <w:sz w:val="24"/>
           <w:u w:val="single"/>
         </w:rPr>
-        <w:t>&lt;&lt;postcard</w:t>
-      </w:r>
+        <w:t>&lt;&lt;</w:t>
+      </w:r>
+      <w:proofErr w:type="spellStart"/>
       <w:r>
         <w:rPr>
           <w:rFonts w:cs="Times New Roman TUR"/>
           <w:sz w:val="24"/>
           <w:u w:val="single"/>
         </w:rPr>
+        <w:t>postcard</w:t>
+      </w:r>
+      <w:r>
+        <w:rPr>
+          <w:rFonts w:cs="Times New Roman TUR"/>
+          <w:sz w:val="24"/>
+          <w:u w:val="single"/>
+        </w:rPr>
         <w:t>X</w:t>
       </w:r>
+      <w:proofErr w:type="spellEnd"/>
       <w:r>
         <w:rPr>
           <w:rFonts w:cs="Times New Roman TUR"/>
@@ -1396,7 +1686,23 @@
           <w:rFonts w:cs="Times New Roman TUR"/>
           <w:sz w:val="24"/>
         </w:rPr>
-        <w:t>&lt;&lt;postcardText&gt;&gt;</w:t>
+        <w:t>&lt;&lt;</w:t>
+      </w:r>
+      <w:proofErr w:type="spellStart"/>
+      <w:r>
+        <w:rPr>
+          <w:rFonts w:cs="Times New Roman TUR"/>
+          <w:sz w:val="24"/>
+        </w:rPr>
+        <w:t>postcardText</w:t>
+      </w:r>
+      <w:proofErr w:type="spellEnd"/>
+      <w:r>
+        <w:rPr>
+          <w:rFonts w:cs="Times New Roman TUR"/>
+          <w:sz w:val="24"/>
+        </w:rPr>
+        <w:t>&gt;&gt;</w:t>
       </w:r>
     </w:p>
     <w:p>
@@ -1427,14 +1733,32 @@
           <w:bCs/>
           <w:szCs w:val="20"/>
         </w:rPr>
-        <w:t>&lt;&lt;depAccount&gt;&gt;</w:t>
-      </w:r>
+        <w:t>&lt;&lt;</w:t>
+      </w:r>
+      <w:proofErr w:type="spellStart"/>
       <w:r>
         <w:rPr>
           <w:b/>
           <w:bCs/>
           <w:szCs w:val="20"/>
         </w:rPr>
+        <w:t>depAccount</w:t>
+      </w:r>
+      <w:proofErr w:type="spellEnd"/>
+      <w:r>
+        <w:rPr>
+          <w:b/>
+          <w:bCs/>
+          <w:szCs w:val="20"/>
+        </w:rPr>
+        <w:t>&gt;&gt;</w:t>
+      </w:r>
+      <w:r>
+        <w:rPr>
+          <w:b/>
+          <w:bCs/>
+          <w:szCs w:val="20"/>
+        </w:rPr>
         <w:t>.</w:t>
       </w:r>
     </w:p>
@@ -1515,7 +1839,23 @@
           <w:rFonts w:ascii="Times New Roman" w:hAnsi="Times New Roman"/>
           <w:sz w:val="24"/>
         </w:rPr>
-        <w:t>&lt;&lt;echoSignature&gt;&gt;</w:t>
+        <w:t>&lt;&lt;</w:t>
+      </w:r>
+      <w:proofErr w:type="spellStart"/>
+      <w:r>
+        <w:rPr>
+          <w:rFonts w:ascii="Times New Roman" w:hAnsi="Times New Roman"/>
+          <w:sz w:val="24"/>
+        </w:rPr>
+        <w:t>echoSignature</w:t>
+      </w:r>
+      <w:proofErr w:type="spellEnd"/>
+      <w:r>
+        <w:rPr>
+          <w:rFonts w:ascii="Times New Roman" w:hAnsi="Times New Roman"/>
+          <w:sz w:val="24"/>
+        </w:rPr>
+        <w:t>&gt;&gt;</w:t>
       </w:r>
     </w:p>
     <w:p>
@@ -1532,7 +1872,23 @@
           <w:sz w:val="24"/>
           <w:u w:val="single"/>
         </w:rPr>
-        <w:t>&lt;&lt;firmName&gt;&gt;</w:t>
+        <w:t>&lt;&lt;</w:t>
+      </w:r>
+      <w:proofErr w:type="spellStart"/>
+      <w:r>
+        <w:rPr>
+          <w:sz w:val="24"/>
+          <w:u w:val="single"/>
+        </w:rPr>
+        <w:t>firmName</w:t>
+      </w:r>
+      <w:proofErr w:type="spellEnd"/>
+      <w:r>
+        <w:rPr>
+          <w:sz w:val="24"/>
+          <w:u w:val="single"/>
+        </w:rPr>
+        <w:t>&gt;&gt;</w:t>
       </w:r>
       <w:r>
         <w:rPr>
@@ -1585,19 +1941,53 @@
         <w:rPr>
           <w:sz w:val="24"/>
         </w:rPr>
-        <w:t>: 21186</w:t>
-      </w:r>
-      <w:r>
-        <w:rPr>
-          <w:sz w:val="24"/>
-        </w:rPr>
-        <w:tab/>
-      </w:r>
-      <w:r>
-        <w:rPr>
-          <w:sz w:val="24"/>
-        </w:rPr>
-        <w:t>&lt;&lt;SAName&gt;&gt;</w:t>
+        <w:t xml:space="preserve">: </w:t>
+      </w:r>
+      <w:r>
+        <w:rPr>
+          <w:sz w:val="24"/>
+        </w:rPr>
+        <w:t>&lt;&lt;</w:t>
+      </w:r>
+      <w:proofErr w:type="spellStart"/>
+      <w:r>
+        <w:rPr>
+          <w:sz w:val="24"/>
+        </w:rPr>
+        <w:t>custNoCorresp</w:t>
+      </w:r>
+      <w:proofErr w:type="spellEnd"/>
+      <w:r>
+        <w:rPr>
+          <w:sz w:val="24"/>
+        </w:rPr>
+        <w:t>&gt;&gt;</w:t>
+      </w:r>
+      <w:r>
+        <w:rPr>
+          <w:sz w:val="24"/>
+        </w:rPr>
+        <w:tab/>
+      </w:r>
+      <w:r>
+        <w:rPr>
+          <w:sz w:val="24"/>
+        </w:rPr>
+        <w:t>&lt;&lt;</w:t>
+      </w:r>
+      <w:proofErr w:type="spellStart"/>
+      <w:r>
+        <w:rPr>
+          <w:sz w:val="24"/>
+        </w:rPr>
+        <w:t>SAName</w:t>
+      </w:r>
+      <w:proofErr w:type="spellEnd"/>
+      <w:r>
+        <w:rPr>
+          <w:sz w:val="24"/>
+        </w:rPr>
+        <w:t>&gt;&gt;</w:t>
       </w:r>
     </w:p>
     <w:p>
@@ -1626,7 +2016,21 @@
         <w:rPr>
           <w:sz w:val="24"/>
         </w:rPr>
-        <w:t>&lt;&lt;SARegNo&gt;&gt;</w:t>
+        <w:t>&lt;&lt;</w:t>
+      </w:r>
+      <w:proofErr w:type="spellStart"/>
+      <w:r>
+        <w:rPr>
+          <w:sz w:val="24"/>
+        </w:rPr>
+        <w:t>SARegNo</w:t>
+      </w:r>
+      <w:proofErr w:type="spellEnd"/>
+      <w:r>
+        <w:rPr>
+          <w:sz w:val="24"/>
+        </w:rPr>
+        <w:t>&gt;&gt;</w:t>
       </w:r>
     </w:p>
     <w:p>
